--- a/Resumo Gráficos.docx
+++ b/Resumo Gráficos.docx
@@ -975,6 +975,7 @@
         <w:rPr>
           <w:b/>
           <w:bCs/>
+          <w:noProof/>
           <w:lang w:val="es-ES"/>
         </w:rPr>
         <w:drawing>
@@ -1020,6 +1021,65 @@
         <w:rPr>
           <w:b/>
           <w:bCs/>
+          <w:color w:val="A02B93" w:themeColor="accent5"/>
+        </w:rPr>
+      </w:pPr>
+      <w:proofErr w:type="spellStart"/>
+      <w:r>
+        <w:rPr>
+          <w:b/>
+          <w:bCs/>
+          <w:color w:val="A02B93" w:themeColor="accent5"/>
+          <w:lang w:val="es-ES"/>
+        </w:rPr>
+        <w:t>Distribuiçã</w:t>
+      </w:r>
+      <w:r>
+        <w:rPr>
+          <w:b/>
+          <w:bCs/>
+          <w:color w:val="A02B93" w:themeColor="accent5"/>
+          <w:lang w:val="es-ES"/>
+        </w:rPr>
+        <w:t>o</w:t>
+      </w:r>
+      <w:proofErr w:type="spellEnd"/>
+      <w:r>
+        <w:rPr>
+          <w:b/>
+          <w:bCs/>
+          <w:color w:val="A02B93" w:themeColor="accent5"/>
+          <w:lang w:val="es-ES"/>
+        </w:rPr>
+        <w:t xml:space="preserve"> do log (acho que </w:t>
+      </w:r>
+      <w:proofErr w:type="spellStart"/>
+      <w:r>
+        <w:rPr>
+          <w:b/>
+          <w:bCs/>
+          <w:color w:val="A02B93" w:themeColor="accent5"/>
+          <w:lang w:val="es-ES"/>
+        </w:rPr>
+        <w:t>esse</w:t>
+      </w:r>
+      <w:proofErr w:type="spellEnd"/>
+      <w:r>
+        <w:rPr>
+          <w:b/>
+          <w:bCs/>
+          <w:color w:val="A02B93" w:themeColor="accent5"/>
+          <w:lang w:val="es-ES"/>
+        </w:rPr>
+        <w:t xml:space="preserve"> é importante)</w:t>
+      </w:r>
+    </w:p>
+    <w:p>
+      <w:pPr>
+        <w:jc w:val="center"/>
+        <w:rPr>
+          <w:b/>
+          <w:bCs/>
           <w:lang w:val="es-ES"/>
         </w:rPr>
       </w:pPr>
@@ -1027,6 +1087,7 @@
         <w:rPr>
           <w:b/>
           <w:bCs/>
+          <w:noProof/>
           <w:lang w:val="es-ES"/>
         </w:rPr>
         <w:drawing>
@@ -1111,7 +1172,6 @@
           <w:bCs/>
           <w:lang w:val="es-ES"/>
         </w:rPr>
-        <w:lastRenderedPageBreak/>
         <w:t>USD</w:t>
       </w:r>
       <w:r>
@@ -3693,6 +3753,7 @@
         <w:t xml:space="preserve">Gráficos </w:t>
       </w:r>
       <w:proofErr w:type="spellStart"/>
+      <w:proofErr w:type="gramStart"/>
       <w:r>
         <w:rPr>
           <w:b/>
@@ -3706,7 +3767,15 @@
           <w:b/>
           <w:bCs/>
         </w:rPr>
-        <w:t>(USD) por Continente</w:t>
+        <w:t>(</w:t>
+      </w:r>
+      <w:proofErr w:type="gramEnd"/>
+      <w:r>
+        <w:rPr>
+          <w:b/>
+          <w:bCs/>
+        </w:rPr>
+        <w:t>USD) por Continente</w:t>
       </w:r>
     </w:p>
     <w:p>
@@ -3715,12 +3784,61 @@
         <w:rPr>
           <w:b/>
           <w:bCs/>
+          <w:color w:val="A02B93" w:themeColor="accent5"/>
         </w:rPr>
       </w:pPr>
       <w:r>
         <w:rPr>
           <w:b/>
           <w:bCs/>
+          <w:color w:val="A02B93" w:themeColor="accent5"/>
+          <w:lang w:val="es-ES"/>
+        </w:rPr>
+        <w:t xml:space="preserve">log (acho que </w:t>
+      </w:r>
+      <w:proofErr w:type="spellStart"/>
+      <w:r>
+        <w:rPr>
+          <w:b/>
+          <w:bCs/>
+          <w:color w:val="A02B93" w:themeColor="accent5"/>
+          <w:lang w:val="es-ES"/>
+        </w:rPr>
+        <w:t>esse</w:t>
+      </w:r>
+      <w:proofErr w:type="spellEnd"/>
+      <w:r>
+        <w:rPr>
+          <w:b/>
+          <w:bCs/>
+          <w:color w:val="A02B93" w:themeColor="accent5"/>
+          <w:lang w:val="es-ES"/>
+        </w:rPr>
+        <w:t xml:space="preserve"> é importante)</w:t>
+      </w:r>
+    </w:p>
+    <w:p>
+      <w:pPr>
+        <w:jc w:val="center"/>
+        <w:rPr>
+          <w:b/>
+          <w:bCs/>
+        </w:rPr>
+      </w:pPr>
+    </w:p>
+    <w:p>
+      <w:pPr>
+        <w:jc w:val="center"/>
+        <w:rPr>
+          <w:b/>
+          <w:bCs/>
+        </w:rPr>
+      </w:pPr>
+      <w:r>
+        <w:rPr>
+          <w:b/>
+          <w:bCs/>
+          <w:noProof/>
         </w:rPr>
         <w:drawing>
           <wp:inline distT="0" distB="0" distL="0" distR="0" wp14:anchorId="3F55E052" wp14:editId="4B76D177">
@@ -3774,13 +3892,72 @@
         <w:rPr>
           <w:b/>
           <w:bCs/>
+          <w:color w:val="A02B93" w:themeColor="accent5"/>
         </w:rPr>
       </w:pPr>
       <w:r>
         <w:rPr>
           <w:b/>
           <w:bCs/>
-        </w:rPr>
+          <w:color w:val="A02B93" w:themeColor="accent5"/>
+          <w:lang w:val="es-ES"/>
+        </w:rPr>
+        <w:t>E</w:t>
+      </w:r>
+      <w:r>
+        <w:rPr>
+          <w:b/>
+          <w:bCs/>
+          <w:color w:val="A02B93" w:themeColor="accent5"/>
+          <w:lang w:val="es-ES"/>
+        </w:rPr>
+        <w:t>sse é importante</w:t>
+      </w:r>
+      <w:r>
+        <w:rPr>
+          <w:b/>
+          <w:bCs/>
+          <w:color w:val="A02B93" w:themeColor="accent5"/>
+          <w:lang w:val="es-ES"/>
+        </w:rPr>
+        <w:t xml:space="preserve"> </w:t>
+      </w:r>
+      <w:proofErr w:type="spellStart"/>
+      <w:r>
+        <w:rPr>
+          <w:b/>
+          <w:bCs/>
+          <w:color w:val="A02B93" w:themeColor="accent5"/>
+          <w:lang w:val="es-ES"/>
+        </w:rPr>
+        <w:t>tb</w:t>
+      </w:r>
+      <w:proofErr w:type="spellEnd"/>
+    </w:p>
+    <w:p>
+      <w:pPr>
+        <w:jc w:val="center"/>
+        <w:rPr>
+          <w:b/>
+          <w:bCs/>
+        </w:rPr>
+      </w:pPr>
+    </w:p>
+    <w:p>
+      <w:pPr>
+        <w:jc w:val="center"/>
+        <w:rPr>
+          <w:b/>
+          <w:bCs/>
+        </w:rPr>
+      </w:pPr>
+      <w:r>
+        <w:rPr>
+          <w:b/>
+          <w:bCs/>
+          <w:noProof/>
+        </w:rPr>
+        <w:lastRenderedPageBreak/>
         <w:drawing>
           <wp:inline distT="0" distB="0" distL="0" distR="0" wp14:anchorId="07A95454" wp14:editId="24E774BA">
             <wp:extent cx="5400040" cy="3221355"/>
@@ -3830,6 +4007,7 @@
         <w:rPr>
           <w:b/>
           <w:bCs/>
+          <w:noProof/>
         </w:rPr>
         <w:drawing>
           <wp:inline distT="0" distB="0" distL="0" distR="0" wp14:anchorId="1EFB8C61" wp14:editId="7260CFD3">
@@ -3898,7 +4076,9 @@
         <w:rPr>
           <w:b/>
           <w:bCs/>
-        </w:rPr>
+          <w:noProof/>
+        </w:rPr>
+        <w:lastRenderedPageBreak/>
         <w:drawing>
           <wp:inline distT="0" distB="0" distL="0" distR="0" wp14:anchorId="54A46E73" wp14:editId="64873987">
             <wp:extent cx="5400040" cy="2865120"/>
@@ -3964,6 +4144,7 @@
           <w:b/>
           <w:bCs/>
         </w:rPr>
+        <w:lastRenderedPageBreak/>
         <w:t>Medidas Quantitativas (</w:t>
       </w:r>
       <w:proofErr w:type="spellStart"/>
@@ -4044,6 +4225,9 @@
         <w:jc w:val="center"/>
       </w:pPr>
       <w:r>
+        <w:rPr>
+          <w:noProof/>
+        </w:rPr>
         <w:drawing>
           <wp:inline distT="0" distB="0" distL="0" distR="0" wp14:anchorId="50C33D03" wp14:editId="010586C9">
             <wp:extent cx="5400040" cy="1664335"/>
@@ -7333,6 +7517,10 @@
         <w:jc w:val="center"/>
       </w:pPr>
       <w:r>
+        <w:rPr>
+          <w:noProof/>
+        </w:rPr>
+        <w:lastRenderedPageBreak/>
         <w:drawing>
           <wp:inline distT="0" distB="0" distL="0" distR="0" wp14:anchorId="33C2A277" wp14:editId="0D153F8D">
             <wp:extent cx="5400040" cy="3842385"/>
@@ -7380,6 +7568,9 @@
         <w:jc w:val="center"/>
       </w:pPr>
       <w:r>
+        <w:rPr>
+          <w:noProof/>
+        </w:rPr>
         <w:drawing>
           <wp:inline distT="0" distB="0" distL="0" distR="0" wp14:anchorId="47AAC1A8" wp14:editId="461D1996">
             <wp:extent cx="5400040" cy="3844925"/>
@@ -7435,12 +7626,22 @@
           <w:bCs/>
         </w:rPr>
       </w:pPr>
+      <w:proofErr w:type="gramStart"/>
       <w:r>
         <w:rPr>
           <w:b/>
           <w:bCs/>
         </w:rPr>
-        <w:t>Log(USD) X Quantitativas</w:t>
+        <w:lastRenderedPageBreak/>
+        <w:t>Log(</w:t>
+      </w:r>
+      <w:proofErr w:type="gramEnd"/>
+      <w:r>
+        <w:rPr>
+          <w:b/>
+          <w:bCs/>
+        </w:rPr>
+        <w:t>USD) X Quantitativas</w:t>
       </w:r>
     </w:p>
     <w:p>
@@ -7449,6 +7650,25 @@
         <w:rPr>
           <w:b/>
           <w:bCs/>
+          <w:color w:val="A02B93" w:themeColor="accent5"/>
+        </w:rPr>
+      </w:pPr>
+      <w:r>
+        <w:rPr>
+          <w:b/>
+          <w:bCs/>
+          <w:color w:val="A02B93" w:themeColor="accent5"/>
+          <w:lang w:val="es-ES"/>
+        </w:rPr>
+        <w:t xml:space="preserve">Esse é importante </w:t>
+      </w:r>
+    </w:p>
+    <w:p>
+      <w:pPr>
+        <w:jc w:val="center"/>
+        <w:rPr>
+          <w:b/>
+          <w:bCs/>
         </w:rPr>
       </w:pPr>
     </w:p>
@@ -7464,6 +7684,7 @@
         <w:rPr>
           <w:b/>
           <w:bCs/>
+          <w:noProof/>
         </w:rPr>
         <w:drawing>
           <wp:inline distT="0" distB="0" distL="0" distR="0" wp14:anchorId="639EB0B7" wp14:editId="596558DD">
@@ -7541,6 +7762,7 @@
         <w:rPr>
           <w:b/>
           <w:bCs/>
+          <w:noProof/>
         </w:rPr>
         <w:drawing>
           <wp:inline distT="0" distB="0" distL="0" distR="0" wp14:anchorId="354AB118" wp14:editId="0D78A38A">
@@ -7607,7 +7829,9 @@
         <w:rPr>
           <w:b/>
           <w:bCs/>
-        </w:rPr>
+          <w:noProof/>
+        </w:rPr>
+        <w:lastRenderedPageBreak/>
         <w:drawing>
           <wp:inline distT="0" distB="0" distL="0" distR="0" wp14:anchorId="5FBA7EC0" wp14:editId="109D7195">
             <wp:extent cx="4549534" cy="3215919"/>
@@ -7676,12 +7900,43 @@
         <w:rPr>
           <w:b/>
           <w:bCs/>
+          <w:color w:val="A02B93" w:themeColor="accent5"/>
         </w:rPr>
       </w:pPr>
       <w:r>
         <w:rPr>
           <w:b/>
           <w:bCs/>
+          <w:color w:val="A02B93" w:themeColor="accent5"/>
+          <w:lang w:val="es-ES"/>
+        </w:rPr>
+        <w:t xml:space="preserve">Esse é importante </w:t>
+      </w:r>
+      <w:proofErr w:type="spellStart"/>
+      <w:r>
+        <w:rPr>
+          <w:b/>
+          <w:bCs/>
+          <w:color w:val="A02B93" w:themeColor="accent5"/>
+          <w:lang w:val="es-ES"/>
+        </w:rPr>
+        <w:t>tb</w:t>
+      </w:r>
+      <w:proofErr w:type="spellEnd"/>
+    </w:p>
+    <w:p>
+      <w:pPr>
+        <w:jc w:val="center"/>
+        <w:rPr>
+          <w:b/>
+          <w:bCs/>
+        </w:rPr>
+      </w:pPr>
+      <w:r>
+        <w:rPr>
+          <w:b/>
+          <w:bCs/>
+          <w:noProof/>
         </w:rPr>
         <w:drawing>
           <wp:inline distT="0" distB="0" distL="0" distR="0" wp14:anchorId="5B3B8C64" wp14:editId="447BCB82">
@@ -8333,6 +8588,7 @@
   <w:style w:type="character" w:default="1" w:styleId="Fontepargpadro">
     <w:name w:val="Default Paragraph Font"/>
     <w:uiPriority w:val="1"/>
+    <w:semiHidden/>
     <w:unhideWhenUsed/>
   </w:style>
   <w:style w:type="table" w:default="1" w:styleId="Tabelanormal">

--- a/Resumo Gráficos.docx
+++ b/Resumo Gráficos.docx
@@ -15,23 +15,7 @@
           <w:b/>
           <w:bCs/>
         </w:rPr>
-        <w:t xml:space="preserve">Conversão de </w:t>
-      </w:r>
-      <w:proofErr w:type="spellStart"/>
-      <w:r>
-        <w:rPr>
-          <w:b/>
-          <w:bCs/>
-        </w:rPr>
-        <w:t>Prices</w:t>
-      </w:r>
-      <w:proofErr w:type="spellEnd"/>
-      <w:r>
-        <w:rPr>
-          <w:b/>
-          <w:bCs/>
-        </w:rPr>
-        <w:t xml:space="preserve"> de INR pra USD</w:t>
+        <w:t>Conversão de Prices de INR pra USD</w:t>
       </w:r>
     </w:p>
     <w:tbl>
@@ -923,35 +907,7 @@
           <w:bCs/>
           <w:lang w:val="es-ES"/>
         </w:rPr>
-        <w:t xml:space="preserve">Gráficos </w:t>
-      </w:r>
-      <w:proofErr w:type="spellStart"/>
-      <w:proofErr w:type="gramStart"/>
-      <w:r>
-        <w:rPr>
-          <w:b/>
-          <w:bCs/>
-          <w:lang w:val="es-ES"/>
-        </w:rPr>
-        <w:t>ln</w:t>
-      </w:r>
-      <w:proofErr w:type="spellEnd"/>
-      <w:r>
-        <w:rPr>
-          <w:b/>
-          <w:bCs/>
-          <w:lang w:val="es-ES"/>
-        </w:rPr>
-        <w:t>(</w:t>
-      </w:r>
-      <w:proofErr w:type="gramEnd"/>
-      <w:r>
-        <w:rPr>
-          <w:b/>
-          <w:bCs/>
-          <w:lang w:val="es-ES"/>
-        </w:rPr>
-        <w:t>U</w:t>
+        <w:t>Gráficos ln(U</w:t>
       </w:r>
       <w:r>
         <w:rPr>
@@ -1024,13 +980,11 @@
           <w:color w:val="A02B93" w:themeColor="accent5"/>
         </w:rPr>
       </w:pPr>
-      <w:proofErr w:type="spellStart"/>
       <w:r>
         <w:rPr>
           <w:b/>
           <w:bCs/>
           <w:color w:val="A02B93" w:themeColor="accent5"/>
-          <w:lang w:val="es-ES"/>
         </w:rPr>
         <w:t>Distribuiçã</w:t>
       </w:r>
@@ -1039,39 +993,8 @@
           <w:b/>
           <w:bCs/>
           <w:color w:val="A02B93" w:themeColor="accent5"/>
-          <w:lang w:val="es-ES"/>
         </w:rPr>
-        <w:t>o</w:t>
-      </w:r>
-      <w:proofErr w:type="spellEnd"/>
-      <w:r>
-        <w:rPr>
-          <w:b/>
-          <w:bCs/>
-          <w:color w:val="A02B93" w:themeColor="accent5"/>
-          <w:lang w:val="es-ES"/>
-        </w:rPr>
-        <w:t xml:space="preserve"> do log (acho que </w:t>
-      </w:r>
-      <w:proofErr w:type="spellStart"/>
-      <w:r>
-        <w:rPr>
-          <w:b/>
-          <w:bCs/>
-          <w:color w:val="A02B93" w:themeColor="accent5"/>
-          <w:lang w:val="es-ES"/>
-        </w:rPr>
-        <w:t>esse</w:t>
-      </w:r>
-      <w:proofErr w:type="spellEnd"/>
-      <w:r>
-        <w:rPr>
-          <w:b/>
-          <w:bCs/>
-          <w:color w:val="A02B93" w:themeColor="accent5"/>
-          <w:lang w:val="es-ES"/>
-        </w:rPr>
-        <w:t xml:space="preserve"> é importante)</w:t>
+        <w:t>o do log (acho que esse é importante)</w:t>
       </w:r>
     </w:p>
     <w:p>
@@ -3750,32 +3673,7 @@
           <w:b/>
           <w:bCs/>
         </w:rPr>
-        <w:t xml:space="preserve">Gráficos </w:t>
-      </w:r>
-      <w:proofErr w:type="spellStart"/>
-      <w:proofErr w:type="gramStart"/>
-      <w:r>
-        <w:rPr>
-          <w:b/>
-          <w:bCs/>
-        </w:rPr>
-        <w:t>ln</w:t>
-      </w:r>
-      <w:proofErr w:type="spellEnd"/>
-      <w:r>
-        <w:rPr>
-          <w:b/>
-          <w:bCs/>
-        </w:rPr>
-        <w:t>(</w:t>
-      </w:r>
-      <w:proofErr w:type="gramEnd"/>
-      <w:r>
-        <w:rPr>
-          <w:b/>
-          <w:bCs/>
-        </w:rPr>
-        <w:t>USD) por Continente</w:t>
+        <w:t>Gráficos ln(USD) por Continente</w:t>
       </w:r>
     </w:p>
     <w:p>
@@ -3792,29 +3690,8 @@
           <w:b/>
           <w:bCs/>
           <w:color w:val="A02B93" w:themeColor="accent5"/>
-          <w:lang w:val="es-ES"/>
         </w:rPr>
-        <w:t xml:space="preserve">log (acho que </w:t>
-      </w:r>
-      <w:proofErr w:type="spellStart"/>
-      <w:r>
-        <w:rPr>
-          <w:b/>
-          <w:bCs/>
-          <w:color w:val="A02B93" w:themeColor="accent5"/>
-          <w:lang w:val="es-ES"/>
-        </w:rPr>
-        <w:t>esse</w:t>
-      </w:r>
-      <w:proofErr w:type="spellEnd"/>
-      <w:r>
-        <w:rPr>
-          <w:b/>
-          <w:bCs/>
-          <w:color w:val="A02B93" w:themeColor="accent5"/>
-          <w:lang w:val="es-ES"/>
-        </w:rPr>
-        <w:t xml:space="preserve"> é importante)</w:t>
+        <w:t>log (acho que esse é importante)</w:t>
       </w:r>
     </w:p>
     <w:p>
@@ -3902,37 +3779,8 @@
           <w:color w:val="A02B93" w:themeColor="accent5"/>
           <w:lang w:val="es-ES"/>
         </w:rPr>
-        <w:t>E</w:t>
+        <w:t>Esse é importante tb</w:t>
       </w:r>
-      <w:r>
-        <w:rPr>
-          <w:b/>
-          <w:bCs/>
-          <w:color w:val="A02B93" w:themeColor="accent5"/>
-          <w:lang w:val="es-ES"/>
-        </w:rPr>
-        <w:t>sse é importante</w:t>
-      </w:r>
-      <w:r>
-        <w:rPr>
-          <w:b/>
-          <w:bCs/>
-          <w:color w:val="A02B93" w:themeColor="accent5"/>
-          <w:lang w:val="es-ES"/>
-        </w:rPr>
-        <w:t xml:space="preserve"> </w:t>
-      </w:r>
-      <w:proofErr w:type="spellStart"/>
-      <w:r>
-        <w:rPr>
-          <w:b/>
-          <w:bCs/>
-          <w:color w:val="A02B93" w:themeColor="accent5"/>
-          <w:lang w:val="es-ES"/>
-        </w:rPr>
-        <w:t>tb</w:t>
-      </w:r>
-      <w:proofErr w:type="spellEnd"/>
     </w:p>
     <w:p>
       <w:pPr>
@@ -3957,7 +3805,6 @@
           <w:bCs/>
           <w:noProof/>
         </w:rPr>
-        <w:lastRenderedPageBreak/>
         <w:drawing>
           <wp:inline distT="0" distB="0" distL="0" distR="0" wp14:anchorId="07A95454" wp14:editId="24E774BA">
             <wp:extent cx="5400040" cy="3221355"/>
@@ -4078,7 +3925,6 @@
           <w:bCs/>
           <w:noProof/>
         </w:rPr>
-        <w:lastRenderedPageBreak/>
         <w:drawing>
           <wp:inline distT="0" distB="0" distL="0" distR="0" wp14:anchorId="54A46E73" wp14:editId="64873987">
             <wp:extent cx="5400040" cy="2865120"/>
@@ -4144,72 +3990,7 @@
           <w:b/>
           <w:bCs/>
         </w:rPr>
-        <w:lastRenderedPageBreak/>
-        <w:t>Medidas Quantitativas (</w:t>
-      </w:r>
-      <w:proofErr w:type="spellStart"/>
-      <w:r>
-        <w:rPr>
-          <w:b/>
-          <w:bCs/>
-        </w:rPr>
-        <w:t>Bathrooms</w:t>
-      </w:r>
-      <w:proofErr w:type="spellEnd"/>
-      <w:r>
-        <w:rPr>
-          <w:b/>
-          <w:bCs/>
-        </w:rPr>
-        <w:t xml:space="preserve">, </w:t>
-      </w:r>
-      <w:proofErr w:type="spellStart"/>
-      <w:r>
-        <w:rPr>
-          <w:b/>
-          <w:bCs/>
-        </w:rPr>
-        <w:t>Bedrooms</w:t>
-      </w:r>
-      <w:proofErr w:type="spellEnd"/>
-      <w:r>
-        <w:rPr>
-          <w:b/>
-          <w:bCs/>
-        </w:rPr>
-        <w:t xml:space="preserve">, </w:t>
-      </w:r>
-      <w:proofErr w:type="spellStart"/>
-      <w:r>
-        <w:rPr>
-          <w:b/>
-          <w:bCs/>
-        </w:rPr>
-        <w:t>Beds</w:t>
-      </w:r>
-      <w:proofErr w:type="spellEnd"/>
-      <w:r>
-        <w:rPr>
-          <w:b/>
-          <w:bCs/>
-        </w:rPr>
-        <w:t xml:space="preserve">, </w:t>
-      </w:r>
-      <w:proofErr w:type="spellStart"/>
-      <w:r>
-        <w:rPr>
-          <w:b/>
-          <w:bCs/>
-        </w:rPr>
-        <w:t>Guests</w:t>
-      </w:r>
-      <w:proofErr w:type="spellEnd"/>
-      <w:r>
-        <w:rPr>
-          <w:b/>
-          <w:bCs/>
-        </w:rPr>
-        <w:t>)</w:t>
+        <w:t>Medidas Quantitativas (Bathrooms, Bedrooms, Beds, Guests)</w:t>
       </w:r>
     </w:p>
     <w:p>
@@ -4527,23 +4308,8 @@
                 <w:lang w:eastAsia="pt-BR"/>
                 <w14:ligatures w14:val="none"/>
               </w:rPr>
-              <w:t xml:space="preserve">Continente </w:t>
-            </w:r>
-            <w:proofErr w:type="gramStart"/>
-            <w:r>
-              <w:rPr>
-                <w:rFonts w:ascii="Aptos Narrow" w:eastAsia="Times New Roman" w:hAnsi="Aptos Narrow" w:cs="Times New Roman"/>
-                <w:b/>
-                <w:bCs/>
-                <w:color w:val="000000"/>
-                <w:kern w:val="0"/>
-                <w:sz w:val="22"/>
-                <w:lang w:eastAsia="pt-BR"/>
-                <w14:ligatures w14:val="none"/>
-              </w:rPr>
-              <w:t>x Quantitativas</w:t>
-            </w:r>
-            <w:proofErr w:type="gramEnd"/>
+              <w:t>Continente x Quantitativas</w:t>
+            </w:r>
           </w:p>
         </w:tc>
         <w:tc>
@@ -4571,7 +4337,6 @@
                 <w14:ligatures w14:val="none"/>
               </w:rPr>
             </w:pPr>
-            <w:proofErr w:type="spellStart"/>
             <w:r>
               <w:rPr>
                 <w:rFonts w:ascii="Aptos Narrow" w:eastAsia="Times New Roman" w:hAnsi="Aptos Narrow" w:cs="Times New Roman"/>
@@ -4583,7 +4348,6 @@
               </w:rPr>
               <w:t>Bathrooms</w:t>
             </w:r>
-            <w:proofErr w:type="spellEnd"/>
           </w:p>
         </w:tc>
         <w:tc>
@@ -4611,7 +4375,6 @@
                 <w14:ligatures w14:val="none"/>
               </w:rPr>
             </w:pPr>
-            <w:proofErr w:type="spellStart"/>
             <w:r>
               <w:rPr>
                 <w:rFonts w:ascii="Aptos Narrow" w:eastAsia="Times New Roman" w:hAnsi="Aptos Narrow" w:cs="Times New Roman"/>
@@ -4623,7 +4386,6 @@
               </w:rPr>
               <w:t>Bedrooms</w:t>
             </w:r>
-            <w:proofErr w:type="spellEnd"/>
           </w:p>
         </w:tc>
         <w:tc>
@@ -4651,7 +4413,6 @@
                 <w14:ligatures w14:val="none"/>
               </w:rPr>
             </w:pPr>
-            <w:proofErr w:type="spellStart"/>
             <w:r>
               <w:rPr>
                 <w:rFonts w:ascii="Aptos Narrow" w:eastAsia="Times New Roman" w:hAnsi="Aptos Narrow" w:cs="Times New Roman"/>
@@ -4663,7 +4424,6 @@
               </w:rPr>
               <w:t>Beds</w:t>
             </w:r>
-            <w:proofErr w:type="spellEnd"/>
           </w:p>
         </w:tc>
         <w:tc>
@@ -4691,7 +4451,6 @@
                 <w14:ligatures w14:val="none"/>
               </w:rPr>
             </w:pPr>
-            <w:proofErr w:type="spellStart"/>
             <w:r>
               <w:rPr>
                 <w:rFonts w:ascii="Aptos Narrow" w:eastAsia="Times New Roman" w:hAnsi="Aptos Narrow" w:cs="Times New Roman"/>
@@ -4703,7 +4462,6 @@
               </w:rPr>
               <w:t>Guests</w:t>
             </w:r>
-            <w:proofErr w:type="spellEnd"/>
           </w:p>
         </w:tc>
       </w:tr>
@@ -6127,23 +5885,8 @@
                 <w:lang w:eastAsia="pt-BR"/>
                 <w14:ligatures w14:val="none"/>
               </w:rPr>
-              <w:t xml:space="preserve">Continente </w:t>
-            </w:r>
-            <w:proofErr w:type="gramStart"/>
-            <w:r>
-              <w:rPr>
-                <w:rFonts w:ascii="Aptos Narrow" w:eastAsia="Times New Roman" w:hAnsi="Aptos Narrow" w:cs="Times New Roman"/>
-                <w:b/>
-                <w:bCs/>
-                <w:color w:val="000000"/>
-                <w:kern w:val="0"/>
-                <w:sz w:val="22"/>
-                <w:lang w:eastAsia="pt-BR"/>
-                <w14:ligatures w14:val="none"/>
-              </w:rPr>
-              <w:t>x Quantitativas</w:t>
-            </w:r>
-            <w:proofErr w:type="gramEnd"/>
+              <w:t>Continente x Quantitativas</w:t>
+            </w:r>
           </w:p>
         </w:tc>
         <w:tc>
@@ -6171,7 +5914,6 @@
                 <w14:ligatures w14:val="none"/>
               </w:rPr>
             </w:pPr>
-            <w:proofErr w:type="spellStart"/>
             <w:r>
               <w:rPr>
                 <w:rFonts w:ascii="Aptos Narrow" w:eastAsia="Times New Roman" w:hAnsi="Aptos Narrow" w:cs="Times New Roman"/>
@@ -6183,7 +5925,6 @@
               </w:rPr>
               <w:t>Bathrooms</w:t>
             </w:r>
-            <w:proofErr w:type="spellEnd"/>
           </w:p>
         </w:tc>
         <w:tc>
@@ -6211,7 +5952,6 @@
                 <w14:ligatures w14:val="none"/>
               </w:rPr>
             </w:pPr>
-            <w:proofErr w:type="spellStart"/>
             <w:r>
               <w:rPr>
                 <w:rFonts w:ascii="Aptos Narrow" w:eastAsia="Times New Roman" w:hAnsi="Aptos Narrow" w:cs="Times New Roman"/>
@@ -6223,7 +5963,6 @@
               </w:rPr>
               <w:t>Bedrooms</w:t>
             </w:r>
-            <w:proofErr w:type="spellEnd"/>
           </w:p>
         </w:tc>
         <w:tc>
@@ -6251,7 +5990,6 @@
                 <w14:ligatures w14:val="none"/>
               </w:rPr>
             </w:pPr>
-            <w:proofErr w:type="spellStart"/>
             <w:r>
               <w:rPr>
                 <w:rFonts w:ascii="Aptos Narrow" w:eastAsia="Times New Roman" w:hAnsi="Aptos Narrow" w:cs="Times New Roman"/>
@@ -6263,7 +6001,6 @@
               </w:rPr>
               <w:t>Beds</w:t>
             </w:r>
-            <w:proofErr w:type="spellEnd"/>
           </w:p>
         </w:tc>
         <w:tc>
@@ -6291,7 +6028,6 @@
                 <w14:ligatures w14:val="none"/>
               </w:rPr>
             </w:pPr>
-            <w:proofErr w:type="spellStart"/>
             <w:r>
               <w:rPr>
                 <w:rFonts w:ascii="Aptos Narrow" w:eastAsia="Times New Roman" w:hAnsi="Aptos Narrow" w:cs="Times New Roman"/>
@@ -6303,7 +6039,6 @@
               </w:rPr>
               <w:t>Guests</w:t>
             </w:r>
-            <w:proofErr w:type="spellEnd"/>
           </w:p>
         </w:tc>
       </w:tr>
@@ -7520,7 +7255,6 @@
         <w:rPr>
           <w:noProof/>
         </w:rPr>
-        <w:lastRenderedPageBreak/>
         <w:drawing>
           <wp:inline distT="0" distB="0" distL="0" distR="0" wp14:anchorId="33C2A277" wp14:editId="0D153F8D">
             <wp:extent cx="5400040" cy="3842385"/>
@@ -7626,22 +7360,12 @@
           <w:bCs/>
         </w:rPr>
       </w:pPr>
-      <w:proofErr w:type="gramStart"/>
       <w:r>
         <w:rPr>
           <w:b/>
           <w:bCs/>
         </w:rPr>
-        <w:lastRenderedPageBreak/>
-        <w:t>Log(</w:t>
-      </w:r>
-      <w:proofErr w:type="gramEnd"/>
-      <w:r>
-        <w:rPr>
-          <w:b/>
-          <w:bCs/>
-        </w:rPr>
-        <w:t>USD) X Quantitativas</w:t>
+        <w:t>Log(USD) X Quantitativas</w:t>
       </w:r>
     </w:p>
     <w:p>
@@ -7658,7 +7382,6 @@
           <w:b/>
           <w:bCs/>
           <w:color w:val="A02B93" w:themeColor="accent5"/>
-          <w:lang w:val="es-ES"/>
         </w:rPr>
         <w:t xml:space="preserve">Esse é importante </w:t>
       </w:r>
@@ -7740,7 +7463,6 @@
           <w:bCs/>
         </w:rPr>
       </w:pPr>
-      <w:proofErr w:type="spellStart"/>
       <w:r>
         <w:rPr>
           <w:b/>
@@ -7748,7 +7470,6 @@
         </w:rPr>
         <w:t>Studios</w:t>
       </w:r>
-      <w:proofErr w:type="spellEnd"/>
     </w:p>
     <w:p>
       <w:pPr>
@@ -7831,7 +7552,6 @@
           <w:bCs/>
           <w:noProof/>
         </w:rPr>
-        <w:lastRenderedPageBreak/>
         <w:drawing>
           <wp:inline distT="0" distB="0" distL="0" distR="0" wp14:anchorId="5FBA7EC0" wp14:editId="109D7195">
             <wp:extent cx="4549534" cy="3215919"/>
@@ -7893,6 +7613,13 @@
         </w:rPr>
         <w:t>Matriz de Correlação</w:t>
       </w:r>
+      <w:r>
+        <w:rPr>
+          <w:b/>
+          <w:bCs/>
+        </w:rPr>
+        <w:t xml:space="preserve"> das Quantitativas</w:t>
+      </w:r>
     </w:p>
     <w:p>
       <w:pPr>
@@ -7908,21 +7635,9 @@
           <w:b/>
           <w:bCs/>
           <w:color w:val="A02B93" w:themeColor="accent5"/>
-          <w:lang w:val="es-ES"/>
         </w:rPr>
-        <w:t xml:space="preserve">Esse é importante </w:t>
+        <w:t>Esse é importante tb</w:t>
       </w:r>
-      <w:proofErr w:type="spellStart"/>
-      <w:r>
-        <w:rPr>
-          <w:b/>
-          <w:bCs/>
-          <w:color w:val="A02B93" w:themeColor="accent5"/>
-          <w:lang w:val="es-ES"/>
-        </w:rPr>
-        <w:t>tb</w:t>
-      </w:r>
-      <w:proofErr w:type="spellEnd"/>
     </w:p>
     <w:p>
       <w:pPr>
@@ -7963,6 +7678,118 @@
                     <a:xfrm>
                       <a:off x="0" y="0"/>
                       <a:ext cx="5400040" cy="4396740"/>
+                    </a:xfrm>
+                    <a:prstGeom prst="rect">
+                      <a:avLst/>
+                    </a:prstGeom>
+                  </pic:spPr>
+                </pic:pic>
+              </a:graphicData>
+            </a:graphic>
+          </wp:inline>
+        </w:drawing>
+      </w:r>
+    </w:p>
+    <w:p>
+      <w:pPr>
+        <w:jc w:val="center"/>
+        <w:rPr>
+          <w:b/>
+          <w:bCs/>
+        </w:rPr>
+      </w:pPr>
+      <w:r>
+        <w:rPr>
+          <w:b/>
+          <w:bCs/>
+        </w:rPr>
+        <w:br w:type="page"/>
+      </w:r>
+      <w:r>
+        <w:rPr>
+          <w:b/>
+          <w:bCs/>
+        </w:rPr>
+        <w:t>C</w:t>
+      </w:r>
+      <w:r>
+        <w:rPr>
+          <w:b/>
+          <w:bCs/>
+        </w:rPr>
+        <w:t>orrelação dos Continentes e Quantitativas por Preço</w:t>
+      </w:r>
+    </w:p>
+    <w:p>
+      <w:pPr>
+        <w:jc w:val="center"/>
+      </w:pPr>
+      <w:r>
+        <w:drawing>
+          <wp:inline distT="0" distB="0" distL="0" distR="0" wp14:anchorId="5D6E6FE6" wp14:editId="1EBED854">
+            <wp:extent cx="5400040" cy="3096895"/>
+            <wp:effectExtent l="0" t="0" r="0" b="8255"/>
+            <wp:docPr id="546246181" name="Imagem 1"/>
+            <wp:cNvGraphicFramePr>
+              <a:graphicFrameLocks xmlns:a="http://schemas.openxmlformats.org/drawingml/2006/main" noChangeAspect="1"/>
+            </wp:cNvGraphicFramePr>
+            <a:graphic xmlns:a="http://schemas.openxmlformats.org/drawingml/2006/main">
+              <a:graphicData uri="http://schemas.openxmlformats.org/drawingml/2006/picture">
+                <pic:pic xmlns:pic="http://schemas.openxmlformats.org/drawingml/2006/picture">
+                  <pic:nvPicPr>
+                    <pic:cNvPr id="546246181" name=""/>
+                    <pic:cNvPicPr/>
+                  </pic:nvPicPr>
+                  <pic:blipFill>
+                    <a:blip r:embed="rId17"/>
+                    <a:stretch>
+                      <a:fillRect/>
+                    </a:stretch>
+                  </pic:blipFill>
+                  <pic:spPr>
+                    <a:xfrm>
+                      <a:off x="0" y="0"/>
+                      <a:ext cx="5400040" cy="3096895"/>
+                    </a:xfrm>
+                    <a:prstGeom prst="rect">
+                      <a:avLst/>
+                    </a:prstGeom>
+                  </pic:spPr>
+                </pic:pic>
+              </a:graphicData>
+            </a:graphic>
+          </wp:inline>
+        </w:drawing>
+      </w:r>
+    </w:p>
+    <w:p/>
+    <w:p>
+      <w:r>
+        <w:drawing>
+          <wp:inline distT="0" distB="0" distL="0" distR="0" wp14:anchorId="136AC8A6" wp14:editId="1970949F">
+            <wp:extent cx="5400040" cy="3333750"/>
+            <wp:effectExtent l="0" t="0" r="0" b="0"/>
+            <wp:docPr id="1603962775" name="Imagem 1"/>
+            <wp:cNvGraphicFramePr>
+              <a:graphicFrameLocks xmlns:a="http://schemas.openxmlformats.org/drawingml/2006/main" noChangeAspect="1"/>
+            </wp:cNvGraphicFramePr>
+            <a:graphic xmlns:a="http://schemas.openxmlformats.org/drawingml/2006/main">
+              <a:graphicData uri="http://schemas.openxmlformats.org/drawingml/2006/picture">
+                <pic:pic xmlns:pic="http://schemas.openxmlformats.org/drawingml/2006/picture">
+                  <pic:nvPicPr>
+                    <pic:cNvPr id="1603962775" name=""/>
+                    <pic:cNvPicPr/>
+                  </pic:nvPicPr>
+                  <pic:blipFill>
+                    <a:blip r:embed="rId18"/>
+                    <a:stretch>
+                      <a:fillRect/>
+                    </a:stretch>
+                  </pic:blipFill>
+                  <pic:spPr>
+                    <a:xfrm>
+                      <a:off x="0" y="0"/>
+                      <a:ext cx="5400040" cy="3333750"/>
                     </a:xfrm>
                     <a:prstGeom prst="rect">
                       <a:avLst/>
@@ -8588,7 +8415,6 @@
   <w:style w:type="character" w:default="1" w:styleId="Fontepargpadro">
     <w:name w:val="Default Paragraph Font"/>
     <w:uiPriority w:val="1"/>
-    <w:semiHidden/>
     <w:unhideWhenUsed/>
   </w:style>
   <w:style w:type="table" w:default="1" w:styleId="Tabelanormal">
